--- a/out/Customer_Letter_708694274.docx
+++ b/out/Customer_Letter_708694274.docx
@@ -409,7 +409,7 @@
           </w:tcPr>
           <w:p>
             <w:r>
-              <w:t>SN: 1 / LN: Yes</w:t>
+              <w:t>LN: 24L0814JZX</w:t>
             </w:r>
           </w:p>
         </w:tc>
@@ -604,13 +604,13 @@
                 <w:b/>
                 <w:bCs/>
               </w:rPr>
-              <w:t xml:space="preserve"> Serial/Lot No: </w:t>
+              <w:t xml:space="preserve"> Lot No: </w:t>
             </w:r>
             <w:r>
               <w:rPr>
                 <w:rFonts w:ascii="Avenir Next LT Pro" w:hAnsi="Avenir Next LT Pro"/>
               </w:rPr>
-              <w:t xml:space="preserve">1 / Yes</w:t>
+              <w:t xml:space="preserve">24L0814JZX</w:t>
             </w:r>
           </w:p>
           <w:p>
